--- a/dev/checklists/qa_inspection/校本質素保證與視學政策文件要求清單_DRAFT.docx
+++ b/dev/checklists/qa_inspection/校本質素保證與視學政策文件要求清單_DRAFT.docx
@@ -241,7 +241,7 @@
             </w:tcMar>
           </w:tcPr>
           <w:p>
-            <w:hyperlink w:history="1" r:id="rId-n0lltbstrsnfkq-3wmpx">
+            <w:hyperlink w:history="1" r:id="rIde7iow2wmckfvknqkkxqtp">
               <w:r>
                 <w:rPr>
                   <w:rStyle w:val="Hyperlink"/>
@@ -327,7 +327,7 @@
             </w:tcMar>
           </w:tcPr>
           <w:p>
-            <w:hyperlink w:history="1" r:id="rIdzl0pmujbqe4vmzhbotqeb">
+            <w:hyperlink w:history="1" r:id="rIdyzcychgoj5q5kzajvjcga">
               <w:r>
                 <w:rPr>
                   <w:rStyle w:val="Hyperlink"/>
@@ -413,7 +413,7 @@
             </w:tcMar>
           </w:tcPr>
           <w:p>
-            <w:hyperlink w:history="1" r:id="rIdr_kh1nqu-jnaddl6fj--c">
+            <w:hyperlink w:history="1" r:id="rIdcajpnnby-zndvsapafxux">
               <w:r>
                 <w:rPr>
                   <w:rStyle w:val="Hyperlink"/>
@@ -499,7 +499,7 @@
             </w:tcMar>
           </w:tcPr>
           <w:p>
-            <w:hyperlink w:history="1" r:id="rId_cosiisdww8nknhywvzxs">
+            <w:hyperlink w:history="1" r:id="rId-txitex-coly1k8m2hakl">
               <w:r>
                 <w:rPr>
                   <w:rStyle w:val="Hyperlink"/>
@@ -1715,7 +1715,7 @@
         </w:rPr>
         <w:t xml:space="preserve">出處：</w:t>
       </w:r>
-      <w:hyperlink w:history="1" r:id="rId7so86emu-fnvmae-1kdcx">
+      <w:hyperlink w:history="1" r:id="rIdli89gbanvxdkouduvyyp6">
         <w:r>
           <w:rPr>
             <w:rStyle w:val="Hyperlink"/>
@@ -1791,7 +1791,7 @@
         </w:rPr>
         <w:t xml:space="preserve">出處：</w:t>
       </w:r>
-      <w:hyperlink w:history="1" r:id="rIdcaldvxxdbknpa2ugcci_4">
+      <w:hyperlink w:history="1" r:id="rId9zh3ci62vhbf022l0q8ol">
         <w:r>
           <w:rPr>
             <w:rStyle w:val="Hyperlink"/>
@@ -1883,7 +1883,7 @@
         </w:rPr>
         <w:t xml:space="preserve">出處：</w:t>
       </w:r>
-      <w:hyperlink w:history="1" r:id="rIdu9zup5bhszczf5qxnyrgb">
+      <w:hyperlink w:history="1" r:id="rIdssjfefloi3yiassu4y_fh">
         <w:r>
           <w:rPr>
             <w:rStyle w:val="Hyperlink"/>
@@ -1959,7 +1959,7 @@
         </w:rPr>
         <w:t xml:space="preserve">出處：</w:t>
       </w:r>
-      <w:hyperlink w:history="1" r:id="rId3rpxbf6nl63asuccbqsvc">
+      <w:hyperlink w:history="1" r:id="rIdi5ho1tuxpqzm1fbvtj75q">
         <w:r>
           <w:rPr>
             <w:rStyle w:val="Hyperlink"/>
@@ -2035,7 +2035,7 @@
         </w:rPr>
         <w:t xml:space="preserve">出處：</w:t>
       </w:r>
-      <w:hyperlink w:history="1" r:id="rIdyqfaocfbgab26fovda4_f">
+      <w:hyperlink w:history="1" r:id="rIdzrsdouszqqp6v3zuwyqpt">
         <w:r>
           <w:rPr>
             <w:rStyle w:val="Hyperlink"/>
@@ -2127,7 +2127,7 @@
         </w:rPr>
         <w:t xml:space="preserve">出處：</w:t>
       </w:r>
-      <w:hyperlink w:history="1" r:id="rIdjb1e9bgjf31-fm5nmlfcu">
+      <w:hyperlink w:history="1" r:id="rIdrsc_uidp4gbgn8snpdfmy">
         <w:r>
           <w:rPr>
             <w:rStyle w:val="Hyperlink"/>
@@ -2203,7 +2203,7 @@
         </w:rPr>
         <w:t xml:space="preserve">出處：</w:t>
       </w:r>
-      <w:hyperlink w:history="1" r:id="rIdev9zwll8lfhyfqaqkbwty">
+      <w:hyperlink w:history="1" r:id="rIdgtlahuw0gxsxp9q9exbtx">
         <w:r>
           <w:rPr>
             <w:rStyle w:val="Hyperlink"/>
@@ -2279,7 +2279,7 @@
         </w:rPr>
         <w:t xml:space="preserve">出處：</w:t>
       </w:r>
-      <w:hyperlink w:history="1" r:id="rIdwhah2mwy-tvcok8ouq_66">
+      <w:hyperlink w:history="1" r:id="rIdpbqemwqv3ycoepxoqbsts">
         <w:r>
           <w:rPr>
             <w:rStyle w:val="Hyperlink"/>
@@ -2355,7 +2355,7 @@
         </w:rPr>
         <w:t xml:space="preserve">出處：</w:t>
       </w:r>
-      <w:hyperlink w:history="1" r:id="rIdr09qykuxxgo3zflueaogn">
+      <w:hyperlink w:history="1" r:id="rId6wirfqgsoebsuyjdf_rnk">
         <w:r>
           <w:rPr>
             <w:rStyle w:val="Hyperlink"/>
@@ -2431,7 +2431,7 @@
         </w:rPr>
         <w:t xml:space="preserve">出處：</w:t>
       </w:r>
-      <w:hyperlink w:history="1" r:id="rIdes-pvls1yqb222hhjieyg">
+      <w:hyperlink w:history="1" r:id="rIdpt9mcfwyeqrqc-jbkdous">
         <w:r>
           <w:rPr>
             <w:rStyle w:val="Hyperlink"/>
@@ -2523,7 +2523,7 @@
         </w:rPr>
         <w:t xml:space="preserve">出處：</w:t>
       </w:r>
-      <w:hyperlink w:history="1" r:id="rIdjzo-8vc173ndzf6vwkd7o">
+      <w:hyperlink w:history="1" r:id="rIdcoh0viex02txwkia8r0pt">
         <w:r>
           <w:rPr>
             <w:rStyle w:val="Hyperlink"/>
@@ -2599,7 +2599,7 @@
         </w:rPr>
         <w:t xml:space="preserve">出處：</w:t>
       </w:r>
-      <w:hyperlink w:history="1" r:id="rIdluuivyc7htwummatgi3_w">
+      <w:hyperlink w:history="1" r:id="rIddoxil46znetkzypfa77ma">
         <w:r>
           <w:rPr>
             <w:rStyle w:val="Hyperlink"/>
@@ -2675,7 +2675,7 @@
         </w:rPr>
         <w:t xml:space="preserve">出處：</w:t>
       </w:r>
-      <w:hyperlink w:history="1" r:id="rIdhortc7djvdnv_qkud838t">
+      <w:hyperlink w:history="1" r:id="rIdvri_kdx843ugvvvkcjxvw">
         <w:r>
           <w:rPr>
             <w:rStyle w:val="Hyperlink"/>
@@ -2751,7 +2751,7 @@
         </w:rPr>
         <w:t xml:space="preserve">出處：</w:t>
       </w:r>
-      <w:hyperlink w:history="1" r:id="rIdnqaotpcjm6qjkcp5_e8d2">
+      <w:hyperlink w:history="1" r:id="rId8lh4oddsbrdeyh0_mxnpf">
         <w:r>
           <w:rPr>
             <w:rStyle w:val="Hyperlink"/>
@@ -2827,7 +2827,7 @@
         </w:rPr>
         <w:t xml:space="preserve">出處：</w:t>
       </w:r>
-      <w:hyperlink w:history="1" r:id="rIdvrwk0l9jlxsurbw0dgzya">
+      <w:hyperlink w:history="1" r:id="rId_wfeyx6fflukmwn0xftwc">
         <w:r>
           <w:rPr>
             <w:rStyle w:val="Hyperlink"/>
@@ -2919,7 +2919,7 @@
         </w:rPr>
         <w:t xml:space="preserve">出處：</w:t>
       </w:r>
-      <w:hyperlink w:history="1" r:id="rIdagpspyazsphmqu1lkt-lw">
+      <w:hyperlink w:history="1" r:id="rIdotifhe65cyhfozjisysz3">
         <w:r>
           <w:rPr>
             <w:rStyle w:val="Hyperlink"/>
@@ -2995,7 +2995,7 @@
         </w:rPr>
         <w:t xml:space="preserve">出處：</w:t>
       </w:r>
-      <w:hyperlink w:history="1" r:id="rIdin1kyy93ltzlxdttpffpm">
+      <w:hyperlink w:history="1" r:id="rIda6rnqi1a7ksnvz42pyqpj">
         <w:r>
           <w:rPr>
             <w:rStyle w:val="Hyperlink"/>
@@ -3071,7 +3071,7 @@
         </w:rPr>
         <w:t xml:space="preserve">出處：</w:t>
       </w:r>
-      <w:hyperlink w:history="1" r:id="rIdqhqw64loxxddhnvduggbd">
+      <w:hyperlink w:history="1" r:id="rIdeuv4kg0bqpxupq33p0bqt">
         <w:r>
           <w:rPr>
             <w:rStyle w:val="Hyperlink"/>
@@ -3147,7 +3147,7 @@
         </w:rPr>
         <w:t xml:space="preserve">出處：</w:t>
       </w:r>
-      <w:hyperlink w:history="1" r:id="rIdsadybnzg_-kdz2bs16jpq">
+      <w:hyperlink w:history="1" r:id="rIdovgvi4zgktw0thh5rdr4u">
         <w:r>
           <w:rPr>
             <w:rStyle w:val="Hyperlink"/>
@@ -3223,7 +3223,7 @@
         </w:rPr>
         <w:t xml:space="preserve">出處：</w:t>
       </w:r>
-      <w:hyperlink w:history="1" r:id="rIdfstrnjfq_zilmj5jig_iy">
+      <w:hyperlink w:history="1" r:id="rIdpko30e8z4dczcgdksdws_">
         <w:r>
           <w:rPr>
             <w:rStyle w:val="Hyperlink"/>
@@ -3299,7 +3299,7 @@
         </w:rPr>
         <w:t xml:space="preserve">出處：</w:t>
       </w:r>
-      <w:hyperlink w:history="1" r:id="rIdbyaijjzk10sn8bmvxyicl">
+      <w:hyperlink w:history="1" r:id="rId9xvu7phomxyqgdmwkyrca">
         <w:r>
           <w:rPr>
             <w:rStyle w:val="Hyperlink"/>
@@ -3375,7 +3375,7 @@
         </w:rPr>
         <w:t xml:space="preserve">出處：</w:t>
       </w:r>
-      <w:hyperlink w:history="1" r:id="rIdw3cnq9op1rdeydpcrebz3">
+      <w:hyperlink w:history="1" r:id="rIdju2wn3yplpffsq7ulzzf8">
         <w:r>
           <w:rPr>
             <w:rStyle w:val="Hyperlink"/>
@@ -3467,7 +3467,7 @@
         </w:rPr>
         <w:t xml:space="preserve">出處：</w:t>
       </w:r>
-      <w:hyperlink w:history="1" r:id="rIdoqlrtppmj0qgshwmxkyco">
+      <w:hyperlink w:history="1" r:id="rIdfqvi_z2j6bgvwt0esl-lr">
         <w:r>
           <w:rPr>
             <w:rStyle w:val="Hyperlink"/>
@@ -3543,7 +3543,7 @@
         </w:rPr>
         <w:t xml:space="preserve">出處：</w:t>
       </w:r>
-      <w:hyperlink w:history="1" r:id="rIdrrmuwbfadzyjbdl8hdddm">
+      <w:hyperlink w:history="1" r:id="rIdublhhtdidtfnroffsgfne">
         <w:r>
           <w:rPr>
             <w:rStyle w:val="Hyperlink"/>
@@ -3635,7 +3635,7 @@
         </w:rPr>
         <w:t xml:space="preserve">出處：</w:t>
       </w:r>
-      <w:hyperlink w:history="1" r:id="rIdmodhtjc8isvsjr9xqndrf">
+      <w:hyperlink w:history="1" r:id="rIdjzy7kqoymnkjsidov2qax">
         <w:r>
           <w:rPr>
             <w:rStyle w:val="Hyperlink"/>
@@ -3711,7 +3711,7 @@
         </w:rPr>
         <w:t xml:space="preserve">出處：</w:t>
       </w:r>
-      <w:hyperlink w:history="1" r:id="rIdfsu7lqhu3oscvjgzjavqz">
+      <w:hyperlink w:history="1" r:id="rIdoyauwp8jtj0nhdcmjm_ml">
         <w:r>
           <w:rPr>
             <w:rStyle w:val="Hyperlink"/>
@@ -3787,7 +3787,7 @@
         </w:rPr>
         <w:t xml:space="preserve">出處：</w:t>
       </w:r>
-      <w:hyperlink w:history="1" r:id="rIdkz28ueto3btymj58gbmw8">
+      <w:hyperlink w:history="1" r:id="rIdchwswjy62xoq4mmcz5lhw">
         <w:r>
           <w:rPr>
             <w:rStyle w:val="Hyperlink"/>
@@ -3863,7 +3863,7 @@
         </w:rPr>
         <w:t xml:space="preserve">出處：</w:t>
       </w:r>
-      <w:hyperlink w:history="1" r:id="rIdfdikhubve_tyc9zpaw5j1">
+      <w:hyperlink w:history="1" r:id="rIdq2oxk8eyohfc66umwtuvz">
         <w:r>
           <w:rPr>
             <w:rStyle w:val="Hyperlink"/>
@@ -3939,7 +3939,7 @@
         </w:rPr>
         <w:t xml:space="preserve">出處：</w:t>
       </w:r>
-      <w:hyperlink w:history="1" r:id="rIdk2asutyyuolki1esjcshd">
+      <w:hyperlink w:history="1" r:id="rIdkptzlmxb5yzmqhligbmd4">
         <w:r>
           <w:rPr>
             <w:rStyle w:val="Hyperlink"/>
@@ -4031,7 +4031,7 @@
         </w:rPr>
         <w:t xml:space="preserve">出處：</w:t>
       </w:r>
-      <w:hyperlink w:history="1" r:id="rIdvhpo7abgtdn2mbtlbfm0d">
+      <w:hyperlink w:history="1" r:id="rIdrm3iogdyxy6hirel53dvm">
         <w:r>
           <w:rPr>
             <w:rStyle w:val="Hyperlink"/>
@@ -4107,7 +4107,7 @@
         </w:rPr>
         <w:t xml:space="preserve">出處：</w:t>
       </w:r>
-      <w:hyperlink w:history="1" r:id="rIdp9vvrtuaafu2l6fcawmmv">
+      <w:hyperlink w:history="1" r:id="rIdcjgmb03jvoztveifvb0pc">
         <w:r>
           <w:rPr>
             <w:rStyle w:val="Hyperlink"/>
@@ -4183,7 +4183,7 @@
         </w:rPr>
         <w:t xml:space="preserve">出處：</w:t>
       </w:r>
-      <w:hyperlink w:history="1" r:id="rIdjx-jc2vrc3q5jrmk50j7t">
+      <w:hyperlink w:history="1" r:id="rIdowgfruxbskcioilqttmpx">
         <w:r>
           <w:rPr>
             <w:rStyle w:val="Hyperlink"/>
@@ -4259,7 +4259,7 @@
         </w:rPr>
         <w:t xml:space="preserve">出處：</w:t>
       </w:r>
-      <w:hyperlink w:history="1" r:id="rIdct8enfcisla1cuvwriuxr">
+      <w:hyperlink w:history="1" r:id="rIdcfysbuz1-d5mu9hdghmtw">
         <w:r>
           <w:rPr>
             <w:rStyle w:val="Hyperlink"/>
@@ -4335,7 +4335,7 @@
         </w:rPr>
         <w:t xml:space="preserve">出處：</w:t>
       </w:r>
-      <w:hyperlink w:history="1" r:id="rIde6ceggxq80e8xculeyh_-">
+      <w:hyperlink w:history="1" r:id="rIdhvhgymaganyxihui9xf7e">
         <w:r>
           <w:rPr>
             <w:rStyle w:val="Hyperlink"/>
@@ -4427,7 +4427,7 @@
         </w:rPr>
         <w:t xml:space="preserve">出處：</w:t>
       </w:r>
-      <w:hyperlink w:history="1" r:id="rIdvt6j3abxqkj3a8xzkstsw">
+      <w:hyperlink w:history="1" r:id="rIdloc0ty3ubevgcojczcjmt">
         <w:r>
           <w:rPr>
             <w:rStyle w:val="Hyperlink"/>
@@ -4503,7 +4503,7 @@
         </w:rPr>
         <w:t xml:space="preserve">出處：</w:t>
       </w:r>
-      <w:hyperlink w:history="1" r:id="rIdzkevs_rreqhwzo9wzjyr_">
+      <w:hyperlink w:history="1" r:id="rIdz9dkshqrkww-5oyeaxqrn">
         <w:r>
           <w:rPr>
             <w:rStyle w:val="Hyperlink"/>
@@ -4579,7 +4579,7 @@
         </w:rPr>
         <w:t xml:space="preserve">出處：</w:t>
       </w:r>
-      <w:hyperlink w:history="1" r:id="rIdrxlxmvmj9akjevlkhjohu">
+      <w:hyperlink w:history="1" r:id="rIdtmd_dfdmmzhmwbds_sck9">
         <w:r>
           <w:rPr>
             <w:rStyle w:val="Hyperlink"/>
@@ -4655,7 +4655,7 @@
         </w:rPr>
         <w:t xml:space="preserve">出處：</w:t>
       </w:r>
-      <w:hyperlink w:history="1" r:id="rIdfeag77infs5i4pb39wmuq">
+      <w:hyperlink w:history="1" r:id="rIdjoonolleitqdwqqmygnfv">
         <w:r>
           <w:rPr>
             <w:rStyle w:val="Hyperlink"/>
@@ -4731,7 +4731,7 @@
         </w:rPr>
         <w:t xml:space="preserve">出處：</w:t>
       </w:r>
-      <w:hyperlink w:history="1" r:id="rIdrxst1w0lnsfru8-xogruu">
+      <w:hyperlink w:history="1" r:id="rIdricwfx757zjrzl4ncbknp">
         <w:r>
           <w:rPr>
             <w:rStyle w:val="Hyperlink"/>
@@ -4823,7 +4823,7 @@
         </w:rPr>
         <w:t xml:space="preserve">出處：</w:t>
       </w:r>
-      <w:hyperlink w:history="1" r:id="rIdmdheh0i0rqxivfguhqnfp">
+      <w:hyperlink w:history="1" r:id="rIdw_mh-1riordt1ugns_mfu">
         <w:r>
           <w:rPr>
             <w:rStyle w:val="Hyperlink"/>
@@ -4899,7 +4899,7 @@
         </w:rPr>
         <w:t xml:space="preserve">出處：</w:t>
       </w:r>
-      <w:hyperlink w:history="1" r:id="rId6yuqrjncrdszsn1y7xqeq">
+      <w:hyperlink w:history="1" r:id="rIdzzyw4yvr4rbph35ncr4_3">
         <w:r>
           <w:rPr>
             <w:rStyle w:val="Hyperlink"/>
@@ -4975,7 +4975,7 @@
         </w:rPr>
         <w:t xml:space="preserve">出處：</w:t>
       </w:r>
-      <w:hyperlink w:history="1" r:id="rIdlk9hkjjinimdawsjltlrt">
+      <w:hyperlink w:history="1" r:id="rIdyiz8g9uxsblfrb3ji9o-x">
         <w:r>
           <w:rPr>
             <w:rStyle w:val="Hyperlink"/>
@@ -5051,7 +5051,7 @@
         </w:rPr>
         <w:t xml:space="preserve">出處：</w:t>
       </w:r>
-      <w:hyperlink w:history="1" r:id="rIdkgjohgxc_fumoezr_rdhw">
+      <w:hyperlink w:history="1" r:id="rId3mmpf0uotb1xavsmmddi9">
         <w:r>
           <w:rPr>
             <w:rStyle w:val="Hyperlink"/>
@@ -5143,7 +5143,7 @@
         </w:rPr>
         <w:t xml:space="preserve">出處：</w:t>
       </w:r>
-      <w:hyperlink w:history="1" r:id="rIdivl_bowzmgz7ad4ihl4ib">
+      <w:hyperlink w:history="1" r:id="rIdq5d-h03hb7pmmktrprsdm">
         <w:r>
           <w:rPr>
             <w:rStyle w:val="Hyperlink"/>
@@ -5219,7 +5219,7 @@
         </w:rPr>
         <w:t xml:space="preserve">出處：</w:t>
       </w:r>
-      <w:hyperlink w:history="1" r:id="rIdsxuixdcqswcjkba3exns5">
+      <w:hyperlink w:history="1" r:id="rId9rexgsfvnqkphh9n9hlji">
         <w:r>
           <w:rPr>
             <w:rStyle w:val="Hyperlink"/>
@@ -5311,7 +5311,7 @@
         </w:rPr>
         <w:t xml:space="preserve">出處：</w:t>
       </w:r>
-      <w:hyperlink w:history="1" r:id="rIdiitr5u5kdfaghzsystioz">
+      <w:hyperlink w:history="1" r:id="rId1g_z1vpc4xrwwy4yohumd">
         <w:r>
           <w:rPr>
             <w:rStyle w:val="Hyperlink"/>
@@ -5387,7 +5387,7 @@
         </w:rPr>
         <w:t xml:space="preserve">出處：</w:t>
       </w:r>
-      <w:hyperlink w:history="1" r:id="rIds-gn-d0vlaivmihnl_3y9">
+      <w:hyperlink w:history="1" r:id="rId436b48wsehjvzwyw-h8ci">
         <w:r>
           <w:rPr>
             <w:rStyle w:val="Hyperlink"/>

--- a/dev/checklists/qa_inspection/校本質素保證與視學政策文件要求清單_DRAFT.docx
+++ b/dev/checklists/qa_inspection/校本質素保證與視學政策文件要求清單_DRAFT.docx
@@ -241,7 +241,7 @@
             </w:tcMar>
           </w:tcPr>
           <w:p>
-            <w:hyperlink w:history="1" r:id="rIde7iow2wmckfvknqkkxqtp">
+            <w:hyperlink w:history="1" r:id="rId43l8v5znts8l6g6clm6dc">
               <w:r>
                 <w:rPr>
                   <w:rStyle w:val="Hyperlink"/>
@@ -327,7 +327,7 @@
             </w:tcMar>
           </w:tcPr>
           <w:p>
-            <w:hyperlink w:history="1" r:id="rIdyzcychgoj5q5kzajvjcga">
+            <w:hyperlink w:history="1" r:id="rIdfk-as4sw46ttj8tq0jkpf">
               <w:r>
                 <w:rPr>
                   <w:rStyle w:val="Hyperlink"/>
@@ -413,7 +413,7 @@
             </w:tcMar>
           </w:tcPr>
           <w:p>
-            <w:hyperlink w:history="1" r:id="rIdcajpnnby-zndvsapafxux">
+            <w:hyperlink w:history="1" r:id="rId7r8mxja1rhze3jnyk8jg9">
               <w:r>
                 <w:rPr>
                   <w:rStyle w:val="Hyperlink"/>
@@ -499,7 +499,7 @@
             </w:tcMar>
           </w:tcPr>
           <w:p>
-            <w:hyperlink w:history="1" r:id="rId-txitex-coly1k8m2hakl">
+            <w:hyperlink w:history="1" r:id="rIdorvoo1hpyfwwpiy1ijing">
               <w:r>
                 <w:rPr>
                   <w:rStyle w:val="Hyperlink"/>
@@ -1715,7 +1715,7 @@
         </w:rPr>
         <w:t xml:space="preserve">出處：</w:t>
       </w:r>
-      <w:hyperlink w:history="1" r:id="rIdli89gbanvxdkouduvyyp6">
+      <w:hyperlink w:history="1" r:id="rIdax7hhraw_rw8fusuzcxn6">
         <w:r>
           <w:rPr>
             <w:rStyle w:val="Hyperlink"/>
@@ -1791,7 +1791,7 @@
         </w:rPr>
         <w:t xml:space="preserve">出處：</w:t>
       </w:r>
-      <w:hyperlink w:history="1" r:id="rId9zh3ci62vhbf022l0q8ol">
+      <w:hyperlink w:history="1" r:id="rIdxlrmk8ha-_ttcmeyue8qi">
         <w:r>
           <w:rPr>
             <w:rStyle w:val="Hyperlink"/>
@@ -1883,7 +1883,7 @@
         </w:rPr>
         <w:t xml:space="preserve">出處：</w:t>
       </w:r>
-      <w:hyperlink w:history="1" r:id="rIdssjfefloi3yiassu4y_fh">
+      <w:hyperlink w:history="1" r:id="rIdvurysuu2zns9ep48ggm8e">
         <w:r>
           <w:rPr>
             <w:rStyle w:val="Hyperlink"/>
@@ -1959,7 +1959,7 @@
         </w:rPr>
         <w:t xml:space="preserve">出處：</w:t>
       </w:r>
-      <w:hyperlink w:history="1" r:id="rIdi5ho1tuxpqzm1fbvtj75q">
+      <w:hyperlink w:history="1" r:id="rIdmbzyzt_ed202i05atkkhw">
         <w:r>
           <w:rPr>
             <w:rStyle w:val="Hyperlink"/>
@@ -2035,7 +2035,7 @@
         </w:rPr>
         <w:t xml:space="preserve">出處：</w:t>
       </w:r>
-      <w:hyperlink w:history="1" r:id="rIdzrsdouszqqp6v3zuwyqpt">
+      <w:hyperlink w:history="1" r:id="rIdki0lllk5obhyzqjklnhrh">
         <w:r>
           <w:rPr>
             <w:rStyle w:val="Hyperlink"/>
@@ -2127,7 +2127,7 @@
         </w:rPr>
         <w:t xml:space="preserve">出處：</w:t>
       </w:r>
-      <w:hyperlink w:history="1" r:id="rIdrsc_uidp4gbgn8snpdfmy">
+      <w:hyperlink w:history="1" r:id="rIdiicw3rvanycc_mfub9sjt">
         <w:r>
           <w:rPr>
             <w:rStyle w:val="Hyperlink"/>
@@ -2203,7 +2203,7 @@
         </w:rPr>
         <w:t xml:space="preserve">出處：</w:t>
       </w:r>
-      <w:hyperlink w:history="1" r:id="rIdgtlahuw0gxsxp9q9exbtx">
+      <w:hyperlink w:history="1" r:id="rIdf5b9_dynns7gmbti9j34g">
         <w:r>
           <w:rPr>
             <w:rStyle w:val="Hyperlink"/>
@@ -2279,7 +2279,7 @@
         </w:rPr>
         <w:t xml:space="preserve">出處：</w:t>
       </w:r>
-      <w:hyperlink w:history="1" r:id="rIdpbqemwqv3ycoepxoqbsts">
+      <w:hyperlink w:history="1" r:id="rId-sstrqlm-rpmmmgvp5ws3">
         <w:r>
           <w:rPr>
             <w:rStyle w:val="Hyperlink"/>
@@ -2355,7 +2355,7 @@
         </w:rPr>
         <w:t xml:space="preserve">出處：</w:t>
       </w:r>
-      <w:hyperlink w:history="1" r:id="rId6wirfqgsoebsuyjdf_rnk">
+      <w:hyperlink w:history="1" r:id="rIdqdt9uugrrajunue1jagvc">
         <w:r>
           <w:rPr>
             <w:rStyle w:val="Hyperlink"/>
@@ -2431,7 +2431,7 @@
         </w:rPr>
         <w:t xml:space="preserve">出處：</w:t>
       </w:r>
-      <w:hyperlink w:history="1" r:id="rIdpt9mcfwyeqrqc-jbkdous">
+      <w:hyperlink w:history="1" r:id="rId_hjtd3neh1-vppucgf2xv">
         <w:r>
           <w:rPr>
             <w:rStyle w:val="Hyperlink"/>
@@ -2523,7 +2523,7 @@
         </w:rPr>
         <w:t xml:space="preserve">出處：</w:t>
       </w:r>
-      <w:hyperlink w:history="1" r:id="rIdcoh0viex02txwkia8r0pt">
+      <w:hyperlink w:history="1" r:id="rIdo5ifizb9ahu265zl_mhp7">
         <w:r>
           <w:rPr>
             <w:rStyle w:val="Hyperlink"/>
@@ -2599,7 +2599,7 @@
         </w:rPr>
         <w:t xml:space="preserve">出處：</w:t>
       </w:r>
-      <w:hyperlink w:history="1" r:id="rIddoxil46znetkzypfa77ma">
+      <w:hyperlink w:history="1" r:id="rIdctswcuspagfx-jtao_jsi">
         <w:r>
           <w:rPr>
             <w:rStyle w:val="Hyperlink"/>
@@ -2675,7 +2675,7 @@
         </w:rPr>
         <w:t xml:space="preserve">出處：</w:t>
       </w:r>
-      <w:hyperlink w:history="1" r:id="rIdvri_kdx843ugvvvkcjxvw">
+      <w:hyperlink w:history="1" r:id="rId8slvkeufswjuvpb36f1au">
         <w:r>
           <w:rPr>
             <w:rStyle w:val="Hyperlink"/>
@@ -2751,7 +2751,7 @@
         </w:rPr>
         <w:t xml:space="preserve">出處：</w:t>
       </w:r>
-      <w:hyperlink w:history="1" r:id="rId8lh4oddsbrdeyh0_mxnpf">
+      <w:hyperlink w:history="1" r:id="rIdbcpzlegwbgx9mcazdt_se">
         <w:r>
           <w:rPr>
             <w:rStyle w:val="Hyperlink"/>
@@ -2827,7 +2827,7 @@
         </w:rPr>
         <w:t xml:space="preserve">出處：</w:t>
       </w:r>
-      <w:hyperlink w:history="1" r:id="rId_wfeyx6fflukmwn0xftwc">
+      <w:hyperlink w:history="1" r:id="rIdmt4tv7osji2ks1dlqr2nd">
         <w:r>
           <w:rPr>
             <w:rStyle w:val="Hyperlink"/>
@@ -2919,7 +2919,7 @@
         </w:rPr>
         <w:t xml:space="preserve">出處：</w:t>
       </w:r>
-      <w:hyperlink w:history="1" r:id="rIdotifhe65cyhfozjisysz3">
+      <w:hyperlink w:history="1" r:id="rIdrxpvurvr33rll9uik8_q8">
         <w:r>
           <w:rPr>
             <w:rStyle w:val="Hyperlink"/>
@@ -2995,7 +2995,7 @@
         </w:rPr>
         <w:t xml:space="preserve">出處：</w:t>
       </w:r>
-      <w:hyperlink w:history="1" r:id="rIda6rnqi1a7ksnvz42pyqpj">
+      <w:hyperlink w:history="1" r:id="rIdohuskgmzntgqudwrhha_h">
         <w:r>
           <w:rPr>
             <w:rStyle w:val="Hyperlink"/>
@@ -3071,7 +3071,7 @@
         </w:rPr>
         <w:t xml:space="preserve">出處：</w:t>
       </w:r>
-      <w:hyperlink w:history="1" r:id="rIdeuv4kg0bqpxupq33p0bqt">
+      <w:hyperlink w:history="1" r:id="rIdar9inck6rnrurfqilo_s4">
         <w:r>
           <w:rPr>
             <w:rStyle w:val="Hyperlink"/>
@@ -3147,7 +3147,7 @@
         </w:rPr>
         <w:t xml:space="preserve">出處：</w:t>
       </w:r>
-      <w:hyperlink w:history="1" r:id="rIdovgvi4zgktw0thh5rdr4u">
+      <w:hyperlink w:history="1" r:id="rId0_e1rlsksle-j_hmnun95">
         <w:r>
           <w:rPr>
             <w:rStyle w:val="Hyperlink"/>
@@ -3223,7 +3223,7 @@
         </w:rPr>
         <w:t xml:space="preserve">出處：</w:t>
       </w:r>
-      <w:hyperlink w:history="1" r:id="rIdpko30e8z4dczcgdksdws_">
+      <w:hyperlink w:history="1" r:id="rIdsd1gpda3sehr9wmjqhbpc">
         <w:r>
           <w:rPr>
             <w:rStyle w:val="Hyperlink"/>
@@ -3299,7 +3299,7 @@
         </w:rPr>
         <w:t xml:space="preserve">出處：</w:t>
       </w:r>
-      <w:hyperlink w:history="1" r:id="rId9xvu7phomxyqgdmwkyrca">
+      <w:hyperlink w:history="1" r:id="rIdzo8mhfsnuey3nyywe5frl">
         <w:r>
           <w:rPr>
             <w:rStyle w:val="Hyperlink"/>
@@ -3375,7 +3375,7 @@
         </w:rPr>
         <w:t xml:space="preserve">出處：</w:t>
       </w:r>
-      <w:hyperlink w:history="1" r:id="rIdju2wn3yplpffsq7ulzzf8">
+      <w:hyperlink w:history="1" r:id="rIdtygvq1yv32gjicwke9rgo">
         <w:r>
           <w:rPr>
             <w:rStyle w:val="Hyperlink"/>
@@ -3467,7 +3467,7 @@
         </w:rPr>
         <w:t xml:space="preserve">出處：</w:t>
       </w:r>
-      <w:hyperlink w:history="1" r:id="rIdfqvi_z2j6bgvwt0esl-lr">
+      <w:hyperlink w:history="1" r:id="rIdsf_c_qqf6yafc891-0llk">
         <w:r>
           <w:rPr>
             <w:rStyle w:val="Hyperlink"/>
@@ -3543,7 +3543,7 @@
         </w:rPr>
         <w:t xml:space="preserve">出處：</w:t>
       </w:r>
-      <w:hyperlink w:history="1" r:id="rIdublhhtdidtfnroffsgfne">
+      <w:hyperlink w:history="1" r:id="rIdpilxzwx9xgpyi9mddzuyg">
         <w:r>
           <w:rPr>
             <w:rStyle w:val="Hyperlink"/>
@@ -3635,7 +3635,7 @@
         </w:rPr>
         <w:t xml:space="preserve">出處：</w:t>
       </w:r>
-      <w:hyperlink w:history="1" r:id="rIdjzy7kqoymnkjsidov2qax">
+      <w:hyperlink w:history="1" r:id="rIdauctfjp-g0kefwvwty6ad">
         <w:r>
           <w:rPr>
             <w:rStyle w:val="Hyperlink"/>
@@ -3711,7 +3711,7 @@
         </w:rPr>
         <w:t xml:space="preserve">出處：</w:t>
       </w:r>
-      <w:hyperlink w:history="1" r:id="rIdoyauwp8jtj0nhdcmjm_ml">
+      <w:hyperlink w:history="1" r:id="rIdmc7u4mduzy5mmhyave8ki">
         <w:r>
           <w:rPr>
             <w:rStyle w:val="Hyperlink"/>
@@ -3787,7 +3787,7 @@
         </w:rPr>
         <w:t xml:space="preserve">出處：</w:t>
       </w:r>
-      <w:hyperlink w:history="1" r:id="rIdchwswjy62xoq4mmcz5lhw">
+      <w:hyperlink w:history="1" r:id="rId2aqcdhi1b4dwyallp6x2i">
         <w:r>
           <w:rPr>
             <w:rStyle w:val="Hyperlink"/>
@@ -3863,7 +3863,7 @@
         </w:rPr>
         <w:t xml:space="preserve">出處：</w:t>
       </w:r>
-      <w:hyperlink w:history="1" r:id="rIdq2oxk8eyohfc66umwtuvz">
+      <w:hyperlink w:history="1" r:id="rIdohrx7zi2bsqsn37zxkgcg">
         <w:r>
           <w:rPr>
             <w:rStyle w:val="Hyperlink"/>
@@ -3939,7 +3939,7 @@
         </w:rPr>
         <w:t xml:space="preserve">出處：</w:t>
       </w:r>
-      <w:hyperlink w:history="1" r:id="rIdkptzlmxb5yzmqhligbmd4">
+      <w:hyperlink w:history="1" r:id="rIda3bmjde5dyagytgurdpgd">
         <w:r>
           <w:rPr>
             <w:rStyle w:val="Hyperlink"/>
@@ -4031,7 +4031,7 @@
         </w:rPr>
         <w:t xml:space="preserve">出處：</w:t>
       </w:r>
-      <w:hyperlink w:history="1" r:id="rIdrm3iogdyxy6hirel53dvm">
+      <w:hyperlink w:history="1" r:id="rIdexhvcjn2s9yrbkeh9o7ml">
         <w:r>
           <w:rPr>
             <w:rStyle w:val="Hyperlink"/>
@@ -4107,7 +4107,7 @@
         </w:rPr>
         <w:t xml:space="preserve">出處：</w:t>
       </w:r>
-      <w:hyperlink w:history="1" r:id="rIdcjgmb03jvoztveifvb0pc">
+      <w:hyperlink w:history="1" r:id="rIdynitw5ztgemc6ddojsjxt">
         <w:r>
           <w:rPr>
             <w:rStyle w:val="Hyperlink"/>
@@ -4183,7 +4183,7 @@
         </w:rPr>
         <w:t xml:space="preserve">出處：</w:t>
       </w:r>
-      <w:hyperlink w:history="1" r:id="rIdowgfruxbskcioilqttmpx">
+      <w:hyperlink w:history="1" r:id="rIdqtqk8luqkdpvqrk03hmuh">
         <w:r>
           <w:rPr>
             <w:rStyle w:val="Hyperlink"/>
@@ -4259,7 +4259,7 @@
         </w:rPr>
         <w:t xml:space="preserve">出處：</w:t>
       </w:r>
-      <w:hyperlink w:history="1" r:id="rIdcfysbuz1-d5mu9hdghmtw">
+      <w:hyperlink w:history="1" r:id="rIdrn-jj6hhcvbddnnsr9tdx">
         <w:r>
           <w:rPr>
             <w:rStyle w:val="Hyperlink"/>
@@ -4335,7 +4335,7 @@
         </w:rPr>
         <w:t xml:space="preserve">出處：</w:t>
       </w:r>
-      <w:hyperlink w:history="1" r:id="rIdhvhgymaganyxihui9xf7e">
+      <w:hyperlink w:history="1" r:id="rIdqglf4yhk_jhm9pjokqrnj">
         <w:r>
           <w:rPr>
             <w:rStyle w:val="Hyperlink"/>
@@ -4427,7 +4427,7 @@
         </w:rPr>
         <w:t xml:space="preserve">出處：</w:t>
       </w:r>
-      <w:hyperlink w:history="1" r:id="rIdloc0ty3ubevgcojczcjmt">
+      <w:hyperlink w:history="1" r:id="rIdkell9xomzkrmlmy0_-mbz">
         <w:r>
           <w:rPr>
             <w:rStyle w:val="Hyperlink"/>
@@ -4503,7 +4503,7 @@
         </w:rPr>
         <w:t xml:space="preserve">出處：</w:t>
       </w:r>
-      <w:hyperlink w:history="1" r:id="rIdz9dkshqrkww-5oyeaxqrn">
+      <w:hyperlink w:history="1" r:id="rIdj3zuht_d41fjongrmalay">
         <w:r>
           <w:rPr>
             <w:rStyle w:val="Hyperlink"/>
@@ -4579,7 +4579,7 @@
         </w:rPr>
         <w:t xml:space="preserve">出處：</w:t>
       </w:r>
-      <w:hyperlink w:history="1" r:id="rIdtmd_dfdmmzhmwbds_sck9">
+      <w:hyperlink w:history="1" r:id="rIdmz-t-mfbzs0umk_8412u7">
         <w:r>
           <w:rPr>
             <w:rStyle w:val="Hyperlink"/>
@@ -4655,7 +4655,7 @@
         </w:rPr>
         <w:t xml:space="preserve">出處：</w:t>
       </w:r>
-      <w:hyperlink w:history="1" r:id="rIdjoonolleitqdwqqmygnfv">
+      <w:hyperlink w:history="1" r:id="rIdkw3qst23gcghk_-ltkxcr">
         <w:r>
           <w:rPr>
             <w:rStyle w:val="Hyperlink"/>
@@ -4731,7 +4731,7 @@
         </w:rPr>
         <w:t xml:space="preserve">出處：</w:t>
       </w:r>
-      <w:hyperlink w:history="1" r:id="rIdricwfx757zjrzl4ncbknp">
+      <w:hyperlink w:history="1" r:id="rIdgrz2t30d78kg3y04a_wua">
         <w:r>
           <w:rPr>
             <w:rStyle w:val="Hyperlink"/>
@@ -4823,7 +4823,7 @@
         </w:rPr>
         <w:t xml:space="preserve">出處：</w:t>
       </w:r>
-      <w:hyperlink w:history="1" r:id="rIdw_mh-1riordt1ugns_mfu">
+      <w:hyperlink w:history="1" r:id="rIdmurrfkgwfmzgvgmrcktgo">
         <w:r>
           <w:rPr>
             <w:rStyle w:val="Hyperlink"/>
@@ -4899,7 +4899,7 @@
         </w:rPr>
         <w:t xml:space="preserve">出處：</w:t>
       </w:r>
-      <w:hyperlink w:history="1" r:id="rIdzzyw4yvr4rbph35ncr4_3">
+      <w:hyperlink w:history="1" r:id="rIdzifflauwqj0jryt51eebf">
         <w:r>
           <w:rPr>
             <w:rStyle w:val="Hyperlink"/>
@@ -4975,7 +4975,7 @@
         </w:rPr>
         <w:t xml:space="preserve">出處：</w:t>
       </w:r>
-      <w:hyperlink w:history="1" r:id="rIdyiz8g9uxsblfrb3ji9o-x">
+      <w:hyperlink w:history="1" r:id="rIdw3xjhbsu_rr6fglwg9ddk">
         <w:r>
           <w:rPr>
             <w:rStyle w:val="Hyperlink"/>
@@ -5051,7 +5051,7 @@
         </w:rPr>
         <w:t xml:space="preserve">出處：</w:t>
       </w:r>
-      <w:hyperlink w:history="1" r:id="rId3mmpf0uotb1xavsmmddi9">
+      <w:hyperlink w:history="1" r:id="rIdcnvgtdyk8uhjyiwyy25-c">
         <w:r>
           <w:rPr>
             <w:rStyle w:val="Hyperlink"/>
@@ -5143,7 +5143,7 @@
         </w:rPr>
         <w:t xml:space="preserve">出處：</w:t>
       </w:r>
-      <w:hyperlink w:history="1" r:id="rIdq5d-h03hb7pmmktrprsdm">
+      <w:hyperlink w:history="1" r:id="rIdiqa580kzl9n_ajv9f3add">
         <w:r>
           <w:rPr>
             <w:rStyle w:val="Hyperlink"/>
@@ -5219,7 +5219,7 @@
         </w:rPr>
         <w:t xml:space="preserve">出處：</w:t>
       </w:r>
-      <w:hyperlink w:history="1" r:id="rId9rexgsfvnqkphh9n9hlji">
+      <w:hyperlink w:history="1" r:id="rIdgpewuccdylzbdsck63vdt">
         <w:r>
           <w:rPr>
             <w:rStyle w:val="Hyperlink"/>
@@ -5311,7 +5311,7 @@
         </w:rPr>
         <w:t xml:space="preserve">出處：</w:t>
       </w:r>
-      <w:hyperlink w:history="1" r:id="rId1g_z1vpc4xrwwy4yohumd">
+      <w:hyperlink w:history="1" r:id="rIdt5rykwxik7kkedhbxz89c">
         <w:r>
           <w:rPr>
             <w:rStyle w:val="Hyperlink"/>
@@ -5387,7 +5387,7 @@
         </w:rPr>
         <w:t xml:space="preserve">出處：</w:t>
       </w:r>
-      <w:hyperlink w:history="1" r:id="rId436b48wsehjvzwyw-h8ci">
+      <w:hyperlink w:history="1" r:id="rIdsdkjx1vq4po5hmolj-qxy">
         <w:r>
           <w:rPr>
             <w:rStyle w:val="Hyperlink"/>
